--- a/templates/expenses/Template_schet_Alim.docx
+++ b/templates/expenses/Template_schet_Alim.docx
@@ -913,7 +913,7 @@
             <w:tcBorders>
               <w:top w:val="nil"/>
               <w:left w:val="nil"/>
-              <w:bottom w:val="single" w:sz="12" w:space="0" w:color="000000"/>
+              <w:bottom w:val="single" w:sz="4" w:space="0" w:color="auto"/>
               <w:right w:val="nil"/>
             </w:tcBorders>
           </w:tcPr>
@@ -936,7 +936,7 @@
             <w:tcBorders>
               <w:top w:val="nil"/>
               <w:left w:val="nil"/>
-              <w:bottom w:val="single" w:sz="12" w:space="0" w:color="000000"/>
+              <w:bottom w:val="single" w:sz="4" w:space="0" w:color="auto"/>
               <w:right w:val="single" w:sz="6" w:space="0" w:color="B2B2B2"/>
             </w:tcBorders>
           </w:tcPr>
@@ -955,7 +955,7 @@
             <w:tcBorders>
               <w:top w:val="nil"/>
               <w:left w:val="single" w:sz="6" w:space="0" w:color="B2B2B2"/>
-              <w:bottom w:val="single" w:sz="12" w:space="0" w:color="000000"/>
+              <w:bottom w:val="single" w:sz="4" w:space="0" w:color="auto"/>
               <w:right w:val="single" w:sz="6" w:space="0" w:color="B2B2B2"/>
             </w:tcBorders>
           </w:tcPr>
@@ -978,7 +978,7 @@
             <w:tcBorders>
               <w:top w:val="nil"/>
               <w:left w:val="single" w:sz="6" w:space="0" w:color="B2B2B2"/>
-              <w:bottom w:val="single" w:sz="12" w:space="0" w:color="000000"/>
+              <w:bottom w:val="single" w:sz="4" w:space="0" w:color="auto"/>
               <w:right w:val="single" w:sz="6" w:space="0" w:color="B2B2B2"/>
             </w:tcBorders>
           </w:tcPr>
@@ -1002,7 +1002,7 @@
             <w:tcBorders>
               <w:top w:val="nil"/>
               <w:left w:val="single" w:sz="6" w:space="0" w:color="B2B2B2"/>
-              <w:bottom w:val="single" w:sz="12" w:space="0" w:color="000000"/>
+              <w:bottom w:val="single" w:sz="4" w:space="0" w:color="auto"/>
               <w:right w:val="single" w:sz="6" w:space="0" w:color="B2B2B2"/>
             </w:tcBorders>
           </w:tcPr>
@@ -1024,7 +1024,7 @@
             <w:tcBorders>
               <w:top w:val="nil"/>
               <w:left w:val="single" w:sz="6" w:space="0" w:color="B2B2B2"/>
-              <w:bottom w:val="single" w:sz="12" w:space="0" w:color="000000"/>
+              <w:bottom w:val="single" w:sz="4" w:space="0" w:color="auto"/>
               <w:right w:val="single" w:sz="6" w:space="0" w:color="B2B2B2"/>
             </w:tcBorders>
           </w:tcPr>
@@ -1048,7 +1048,7 @@
             <w:tcBorders>
               <w:top w:val="nil"/>
               <w:left w:val="single" w:sz="6" w:space="0" w:color="B2B2B2"/>
-              <w:bottom w:val="single" w:sz="12" w:space="0" w:color="000000"/>
+              <w:bottom w:val="single" w:sz="4" w:space="0" w:color="auto"/>
               <w:right w:val="nil"/>
             </w:tcBorders>
           </w:tcPr>
@@ -1073,7 +1073,7 @@
           <w:tcPr>
             <w:tcW w:w="816" w:type="dxa"/>
             <w:tcBorders>
-              <w:top w:val="single" w:sz="12" w:space="0" w:color="000000"/>
+              <w:top w:val="single" w:sz="4" w:space="0" w:color="auto"/>
               <w:left w:val="nil"/>
               <w:bottom w:val="single" w:sz="6" w:space="0" w:color="B2B2B2"/>
               <w:right w:val="nil"/>
@@ -1115,7 +1115,7 @@
             <w:tcW w:w="3328" w:type="dxa"/>
             <w:gridSpan w:val="2"/>
             <w:tcBorders>
-              <w:top w:val="single" w:sz="12" w:space="0" w:color="000000"/>
+              <w:top w:val="single" w:sz="4" w:space="0" w:color="auto"/>
               <w:left w:val="nil"/>
               <w:bottom w:val="single" w:sz="6" w:space="0" w:color="B2B2B2"/>
               <w:right w:val="single" w:sz="6" w:space="0" w:color="B2B2B2"/>
@@ -1138,7 +1138,7 @@
           <w:tcPr>
             <w:tcW w:w="853" w:type="dxa"/>
             <w:tcBorders>
-              <w:top w:val="single" w:sz="12" w:space="0" w:color="000000"/>
+              <w:top w:val="single" w:sz="4" w:space="0" w:color="auto"/>
               <w:left w:val="single" w:sz="6" w:space="0" w:color="B2B2B2"/>
               <w:bottom w:val="single" w:sz="6" w:space="0" w:color="B2B2B2"/>
               <w:right w:val="single" w:sz="6" w:space="0" w:color="B2B2B2"/>
@@ -1175,7 +1175,7 @@
           <w:tcPr>
             <w:tcW w:w="918" w:type="dxa"/>
             <w:tcBorders>
-              <w:top w:val="single" w:sz="12" w:space="0" w:color="000000"/>
+              <w:top w:val="single" w:sz="4" w:space="0" w:color="auto"/>
               <w:left w:val="single" w:sz="6" w:space="0" w:color="B2B2B2"/>
               <w:bottom w:val="single" w:sz="6" w:space="0" w:color="B2B2B2"/>
               <w:right w:val="single" w:sz="6" w:space="0" w:color="B2B2B2"/>
@@ -1213,7 +1213,7 @@
             <w:tcW w:w="1714" w:type="dxa"/>
             <w:gridSpan w:val="2"/>
             <w:tcBorders>
-              <w:top w:val="single" w:sz="12" w:space="0" w:color="000000"/>
+              <w:top w:val="single" w:sz="4" w:space="0" w:color="auto"/>
               <w:left w:val="single" w:sz="6" w:space="0" w:color="B2B2B2"/>
               <w:bottom w:val="single" w:sz="6" w:space="0" w:color="B2B2B2"/>
               <w:right w:val="single" w:sz="6" w:space="0" w:color="B2B2B2"/>
@@ -1258,7 +1258,7 @@
           <w:tcPr>
             <w:tcW w:w="1084" w:type="dxa"/>
             <w:tcBorders>
-              <w:top w:val="single" w:sz="12" w:space="0" w:color="000000"/>
+              <w:top w:val="single" w:sz="4" w:space="0" w:color="auto"/>
               <w:left w:val="single" w:sz="6" w:space="0" w:color="B2B2B2"/>
               <w:bottom w:val="single" w:sz="6" w:space="0" w:color="B2B2B2"/>
               <w:right w:val="single" w:sz="6" w:space="0" w:color="B2B2B2"/>
@@ -1296,7 +1296,7 @@
             <w:tcW w:w="1698" w:type="dxa"/>
             <w:gridSpan w:val="2"/>
             <w:tcBorders>
-              <w:top w:val="single" w:sz="12" w:space="0" w:color="000000"/>
+              <w:top w:val="single" w:sz="4" w:space="0" w:color="auto"/>
               <w:left w:val="single" w:sz="6" w:space="0" w:color="B2B2B2"/>
               <w:bottom w:val="single" w:sz="6" w:space="0" w:color="B2B2B2"/>
               <w:right w:val="nil"/>
